--- a/ЛБ3/Слободянюк_ІН-403_Лаб_3.docx
+++ b/ЛБ3/Слободянюк_ІН-403_Лаб_3.docx
@@ -1669,7 +1669,7 @@
           <w:rFonts w:ascii="Times New Roman" w:hAnsi="Times New Roman" w:cs="Times New Roman"/>
           <w:sz w:val="28"/>
           <w:szCs w:val="28"/>
-          <w:lang w:val="en-US"/>
+          <w:lang w:val="ru-RU"/>
         </w:rPr>
       </w:pPr>
       <w:r>
@@ -1697,17 +1697,14 @@
         </w:rPr>
         <w:t xml:space="preserve">ій: </w:t>
       </w:r>
-      <w:hyperlink r:id="rId10" w:history="1">
-        <w:r>
-          <w:rPr>
-            <w:rStyle w:val="ae"/>
-            <w:rFonts w:ascii="Times New Roman" w:hAnsi="Times New Roman" w:cs="Times New Roman"/>
-            <w:sz w:val="28"/>
-            <w:szCs w:val="28"/>
-          </w:rPr>
-          <w:t>https://github.com/qwerttt0745/-/tree/main/%D0%9B%D0%A04</w:t>
-        </w:r>
-      </w:hyperlink>
+      <w:r>
+        <w:rPr>
+          <w:rFonts w:ascii="Times New Roman" w:hAnsi="Times New Roman" w:cs="Times New Roman"/>
+          <w:sz w:val="28"/>
+          <w:szCs w:val="28"/>
+        </w:rPr>
+        <w:t>https://github.com/qwerttt0745/Artificial_Intelligence_Systems_and_Methods/tree/main/%D0%9B%D0%913</w:t>
+      </w:r>
       <w:r>
         <w:rPr>
           <w:rFonts w:ascii="Times New Roman" w:hAnsi="Times New Roman" w:cs="Times New Roman"/>
@@ -1730,6 +1727,7 @@
       <w:r>
         <w:rPr>
           <w:rFonts w:ascii="Times New Roman" w:hAnsi="Times New Roman" w:cs="Times New Roman"/>
+          <w:noProof/>
           <w:sz w:val="28"/>
           <w:szCs w:val="28"/>
           <w:lang w:val="en-US"/>
@@ -1750,7 +1748,7 @@
                     <pic:cNvPicPr/>
                   </pic:nvPicPr>
                   <pic:blipFill>
-                    <a:blip r:embed="rId11"/>
+                    <a:blip r:embed="rId10"/>
                     <a:stretch>
                       <a:fillRect/>
                     </a:stretch>

--- a/ЛБ3/Слободянюк_ІН-403_Лаб_3.docx
+++ b/ЛБ3/Слободянюк_ІН-403_Лаб_3.docx
@@ -1669,24 +1669,24 @@
           <w:rFonts w:ascii="Times New Roman" w:hAnsi="Times New Roman" w:cs="Times New Roman"/>
           <w:sz w:val="28"/>
           <w:szCs w:val="28"/>
+          <w:lang w:val="en-US"/>
+        </w:rPr>
+      </w:pPr>
+      <w:r>
+        <w:rPr>
+          <w:rFonts w:ascii="Times New Roman" w:hAnsi="Times New Roman" w:cs="Times New Roman"/>
+          <w:sz w:val="28"/>
+          <w:szCs w:val="28"/>
+        </w:rPr>
+        <w:br/>
+      </w:r>
+      <w:r>
+        <w:rPr>
+          <w:rFonts w:ascii="Times New Roman" w:hAnsi="Times New Roman" w:cs="Times New Roman"/>
+          <w:sz w:val="28"/>
+          <w:szCs w:val="28"/>
           <w:lang w:val="ru-RU"/>
         </w:rPr>
-      </w:pPr>
-      <w:r>
-        <w:rPr>
-          <w:rFonts w:ascii="Times New Roman" w:hAnsi="Times New Roman" w:cs="Times New Roman"/>
-          <w:sz w:val="28"/>
-          <w:szCs w:val="28"/>
-        </w:rPr>
-        <w:br/>
-      </w:r>
-      <w:r>
-        <w:rPr>
-          <w:rFonts w:ascii="Times New Roman" w:hAnsi="Times New Roman" w:cs="Times New Roman"/>
-          <w:sz w:val="28"/>
-          <w:szCs w:val="28"/>
-          <w:lang w:val="ru-RU"/>
-        </w:rPr>
         <w:t>Посилання на репозитор</w:t>
       </w:r>
       <w:r>
@@ -1704,69 +1704,6 @@
           <w:szCs w:val="28"/>
         </w:rPr>
         <w:t>https://github.com/qwerttt0745/Artificial_Intelligence_Systems_and_Methods/tree/main/%D0%9B%D0%913</w:t>
-      </w:r>
-      <w:r>
-        <w:rPr>
-          <w:rFonts w:ascii="Times New Roman" w:hAnsi="Times New Roman" w:cs="Times New Roman"/>
-          <w:sz w:val="28"/>
-          <w:szCs w:val="28"/>
-        </w:rPr>
-        <w:br/>
-        <w:t>Чомусь не збереглись файли з матлаба….</w:t>
-      </w:r>
-    </w:p>
-    <w:p>
-      <w:pPr>
-        <w:rPr>
-          <w:rFonts w:ascii="Times New Roman" w:hAnsi="Times New Roman" w:cs="Times New Roman"/>
-          <w:sz w:val="28"/>
-          <w:szCs w:val="28"/>
-          <w:lang w:val="en-US"/>
-        </w:rPr>
-      </w:pPr>
-      <w:r>
-        <w:rPr>
-          <w:rFonts w:ascii="Times New Roman" w:hAnsi="Times New Roman" w:cs="Times New Roman"/>
-          <w:noProof/>
-          <w:sz w:val="28"/>
-          <w:szCs w:val="28"/>
-          <w:lang w:val="en-US"/>
-        </w:rPr>
-        <w:drawing>
-          <wp:inline distT="0" distB="0" distL="0" distR="0" wp14:anchorId="3D375BE2" wp14:editId="0FCCBAF5">
-            <wp:extent cx="3029373" cy="3419952"/>
-            <wp:effectExtent l="0" t="0" r="0" b="0"/>
-            <wp:docPr id="1277405765" name="Рисунок 1"/>
-            <wp:cNvGraphicFramePr>
-              <a:graphicFrameLocks xmlns:a="http://schemas.openxmlformats.org/drawingml/2006/main" noChangeAspect="1"/>
-            </wp:cNvGraphicFramePr>
-            <a:graphic xmlns:a="http://schemas.openxmlformats.org/drawingml/2006/main">
-              <a:graphicData uri="http://schemas.openxmlformats.org/drawingml/2006/picture">
-                <pic:pic xmlns:pic="http://schemas.openxmlformats.org/drawingml/2006/picture">
-                  <pic:nvPicPr>
-                    <pic:cNvPr id="1277405765" name=""/>
-                    <pic:cNvPicPr/>
-                  </pic:nvPicPr>
-                  <pic:blipFill>
-                    <a:blip r:embed="rId10"/>
-                    <a:stretch>
-                      <a:fillRect/>
-                    </a:stretch>
-                  </pic:blipFill>
-                  <pic:spPr>
-                    <a:xfrm>
-                      <a:off x="0" y="0"/>
-                      <a:ext cx="3029373" cy="3419952"/>
-                    </a:xfrm>
-                    <a:prstGeom prst="rect">
-                      <a:avLst/>
-                    </a:prstGeom>
-                  </pic:spPr>
-                </pic:pic>
-              </a:graphicData>
-            </a:graphic>
-          </wp:inline>
-        </w:drawing>
       </w:r>
     </w:p>
     <w:sectPr>
